--- a/lab1/Lab 1.docx
+++ b/lab1/Lab 1.docx
@@ -120,41 +120,58 @@
     </w:p>
     <w:p>
       <w:pPr>
-        <w:pStyle w:val="1"/>
-        <w:spacing w:before="1"/>
-        <w:ind w:left="0" w:right="12"/>
         <w:jc w:val="center"/>
+        <w:rPr>
+          <w:sz w:val="32"/>
+          <w:szCs w:val="32"/>
+        </w:rPr>
       </w:pPr>
       <w:bookmarkStart w:id="2" w:name="Laboratory_work_№0_"/>
       <w:bookmarkStart w:id="3" w:name="_Toc239797530"/>
       <w:bookmarkEnd w:id="2"/>
       <w:r>
+        <w:rPr>
+          <w:sz w:val="32"/>
+          <w:szCs w:val="32"/>
+        </w:rPr>
         <w:t>Laboratory</w:t>
       </w:r>
       <w:r>
         <w:rPr>
           <w:spacing w:val="-7"/>
+          <w:sz w:val="32"/>
+          <w:szCs w:val="32"/>
         </w:rPr>
         <w:t xml:space="preserve"> </w:t>
       </w:r>
       <w:r>
+        <w:rPr>
+          <w:sz w:val="32"/>
+          <w:szCs w:val="32"/>
+        </w:rPr>
         <w:t>work</w:t>
       </w:r>
       <w:r>
         <w:rPr>
           <w:spacing w:val="-7"/>
+          <w:sz w:val="32"/>
+          <w:szCs w:val="32"/>
         </w:rPr>
         <w:t xml:space="preserve"> </w:t>
       </w:r>
       <w:r>
         <w:rPr>
           <w:spacing w:val="-5"/>
+          <w:sz w:val="32"/>
+          <w:szCs w:val="32"/>
         </w:rPr>
         <w:t>№</w:t>
       </w:r>
       <w:r>
         <w:rPr>
           <w:spacing w:val="-5"/>
+          <w:sz w:val="32"/>
+          <w:szCs w:val="32"/>
         </w:rPr>
         <w:t>1</w:t>
       </w:r>
@@ -162,15 +179,19 @@
     </w:p>
     <w:p>
       <w:pPr>
-        <w:pStyle w:val="2"/>
-        <w:spacing w:before="200"/>
+        <w:jc w:val="center"/>
+        <w:rPr>
+          <w:sz w:val="28"/>
+          <w:szCs w:val="28"/>
+        </w:rPr>
       </w:pPr>
       <w:bookmarkStart w:id="4" w:name="Title_of_lab_work_"/>
       <w:bookmarkStart w:id="5" w:name="_Toc239797531"/>
       <w:bookmarkEnd w:id="4"/>
       <w:r>
         <w:rPr>
-          <w:spacing w:val="-2"/>
+          <w:sz w:val="28"/>
+          <w:szCs w:val="28"/>
         </w:rPr>
         <w:t>Reading and Converting Formats</w:t>
       </w:r>
@@ -255,7 +276,6 @@
         <w:rPr>
           <w:b/>
           <w:sz w:val="24"/>
-          <w:lang w:val="ru-RU"/>
         </w:rPr>
       </w:pPr>
       <w:r>
@@ -269,7 +289,6 @@
         <w:rPr>
           <w:b/>
           <w:sz w:val="24"/>
-          <w:lang w:val="ru-RU"/>
         </w:rPr>
         <w:t xml:space="preserve">: </w:t>
       </w:r>
@@ -277,7 +296,6 @@
         <w:rPr>
           <w:b/>
           <w:sz w:val="24"/>
-          <w:lang w:val="ru-RU"/>
         </w:rPr>
         <w:t>23</w:t>
       </w:r>
@@ -292,7 +310,6 @@
         <w:rPr>
           <w:b/>
           <w:sz w:val="24"/>
-          <w:lang w:val="ru-RU"/>
         </w:rPr>
         <w:t>031235</w:t>
       </w:r>
@@ -302,142 +319,118 @@
         <w:pStyle w:val="a3"/>
         <w:rPr>
           <w:b/>
-          <w:lang w:val="ru-RU"/>
-        </w:rPr>
-      </w:pPr>
-    </w:p>
-    <w:p>
-      <w:pPr>
-        <w:pStyle w:val="a3"/>
-        <w:rPr>
-          <w:b/>
-          <w:lang w:val="ru-RU"/>
-        </w:rPr>
-      </w:pPr>
-    </w:p>
-    <w:p>
-      <w:pPr>
-        <w:pStyle w:val="a3"/>
-        <w:rPr>
-          <w:b/>
-          <w:lang w:val="ru-RU"/>
-        </w:rPr>
-      </w:pPr>
-    </w:p>
-    <w:p>
-      <w:pPr>
-        <w:pStyle w:val="a3"/>
-        <w:rPr>
-          <w:b/>
-          <w:lang w:val="ru-RU"/>
-        </w:rPr>
-      </w:pPr>
-    </w:p>
-    <w:p>
-      <w:pPr>
-        <w:pStyle w:val="a3"/>
-        <w:rPr>
-          <w:b/>
-          <w:lang w:val="ru-RU"/>
-        </w:rPr>
-      </w:pPr>
-    </w:p>
-    <w:p>
-      <w:pPr>
-        <w:pStyle w:val="a3"/>
-        <w:rPr>
-          <w:b/>
-          <w:lang w:val="ru-RU"/>
-        </w:rPr>
-      </w:pPr>
-    </w:p>
-    <w:p>
-      <w:pPr>
-        <w:pStyle w:val="a3"/>
-        <w:rPr>
-          <w:b/>
-          <w:lang w:val="ru-RU"/>
-        </w:rPr>
-      </w:pPr>
-    </w:p>
-    <w:p>
-      <w:pPr>
-        <w:pStyle w:val="a3"/>
-        <w:rPr>
-          <w:b/>
-          <w:lang w:val="ru-RU"/>
-        </w:rPr>
-      </w:pPr>
-    </w:p>
-    <w:p>
-      <w:pPr>
-        <w:pStyle w:val="a3"/>
-        <w:rPr>
-          <w:b/>
-          <w:lang w:val="ru-RU"/>
-        </w:rPr>
-      </w:pPr>
-    </w:p>
-    <w:p>
-      <w:pPr>
-        <w:pStyle w:val="a3"/>
-        <w:rPr>
-          <w:b/>
-          <w:lang w:val="ru-RU"/>
-        </w:rPr>
-      </w:pPr>
-    </w:p>
-    <w:p>
-      <w:pPr>
-        <w:pStyle w:val="a3"/>
-        <w:rPr>
-          <w:b/>
-          <w:lang w:val="ru-RU"/>
-        </w:rPr>
-      </w:pPr>
-    </w:p>
-    <w:p>
-      <w:pPr>
-        <w:pStyle w:val="a3"/>
-        <w:rPr>
-          <w:b/>
-          <w:lang w:val="ru-RU"/>
-        </w:rPr>
-      </w:pPr>
-    </w:p>
-    <w:p>
-      <w:pPr>
-        <w:pStyle w:val="a3"/>
-        <w:rPr>
-          <w:b/>
-          <w:lang w:val="ru-RU"/>
-        </w:rPr>
-      </w:pPr>
-    </w:p>
-    <w:p>
-      <w:pPr>
-        <w:pStyle w:val="a3"/>
-        <w:rPr>
-          <w:b/>
-          <w:lang w:val="ru-RU"/>
-        </w:rPr>
-      </w:pPr>
-    </w:p>
-    <w:p>
-      <w:pPr>
-        <w:pStyle w:val="a3"/>
-        <w:rPr>
-          <w:b/>
-          <w:lang w:val="ru-RU"/>
-        </w:rPr>
-      </w:pPr>
-    </w:p>
-    <w:p>
-      <w:pPr>
-        <w:pStyle w:val="a3"/>
-        <w:rPr>
-          <w:b/>
-          <w:lang w:val="ru-RU"/>
+        </w:rPr>
+      </w:pPr>
+    </w:p>
+    <w:p>
+      <w:pPr>
+        <w:pStyle w:val="a3"/>
+        <w:rPr>
+          <w:b/>
+        </w:rPr>
+      </w:pPr>
+    </w:p>
+    <w:p>
+      <w:pPr>
+        <w:pStyle w:val="a3"/>
+        <w:rPr>
+          <w:b/>
+        </w:rPr>
+      </w:pPr>
+    </w:p>
+    <w:p>
+      <w:pPr>
+        <w:pStyle w:val="a3"/>
+        <w:rPr>
+          <w:b/>
+        </w:rPr>
+      </w:pPr>
+    </w:p>
+    <w:p>
+      <w:pPr>
+        <w:pStyle w:val="a3"/>
+        <w:rPr>
+          <w:b/>
+        </w:rPr>
+      </w:pPr>
+    </w:p>
+    <w:p>
+      <w:pPr>
+        <w:pStyle w:val="a3"/>
+        <w:rPr>
+          <w:b/>
+        </w:rPr>
+      </w:pPr>
+    </w:p>
+    <w:p>
+      <w:pPr>
+        <w:pStyle w:val="a3"/>
+        <w:rPr>
+          <w:b/>
+        </w:rPr>
+      </w:pPr>
+    </w:p>
+    <w:p>
+      <w:pPr>
+        <w:pStyle w:val="a3"/>
+        <w:rPr>
+          <w:b/>
+        </w:rPr>
+      </w:pPr>
+    </w:p>
+    <w:p>
+      <w:pPr>
+        <w:pStyle w:val="a3"/>
+        <w:rPr>
+          <w:b/>
+        </w:rPr>
+      </w:pPr>
+    </w:p>
+    <w:p>
+      <w:pPr>
+        <w:pStyle w:val="a3"/>
+        <w:rPr>
+          <w:b/>
+        </w:rPr>
+      </w:pPr>
+    </w:p>
+    <w:p>
+      <w:pPr>
+        <w:pStyle w:val="a3"/>
+        <w:rPr>
+          <w:b/>
+        </w:rPr>
+      </w:pPr>
+    </w:p>
+    <w:p>
+      <w:pPr>
+        <w:pStyle w:val="a3"/>
+        <w:rPr>
+          <w:b/>
+        </w:rPr>
+      </w:pPr>
+    </w:p>
+    <w:p>
+      <w:pPr>
+        <w:pStyle w:val="a3"/>
+        <w:rPr>
+          <w:b/>
+        </w:rPr>
+      </w:pPr>
+    </w:p>
+    <w:p>
+      <w:pPr>
+        <w:pStyle w:val="a3"/>
+        <w:rPr>
+          <w:b/>
+        </w:rPr>
+      </w:pPr>
+    </w:p>
+    <w:p>
+      <w:pPr>
+        <w:pStyle w:val="a3"/>
+        <w:rPr>
+          <w:b/>
         </w:rPr>
       </w:pPr>
     </w:p>
@@ -447,7 +440,6 @@
         <w:spacing w:before="70"/>
         <w:rPr>
           <w:b/>
-          <w:lang w:val="ru-RU"/>
         </w:rPr>
       </w:pPr>
     </w:p>
@@ -458,7 +450,6 @@
         <w:rPr>
           <w:b/>
           <w:sz w:val="24"/>
-          <w:lang w:val="ru-RU"/>
         </w:rPr>
       </w:pPr>
       <w:r>
@@ -466,7 +457,6 @@
           <w:b/>
           <w:spacing w:val="-2"/>
           <w:sz w:val="24"/>
-          <w:lang w:val="ru-RU"/>
         </w:rPr>
         <w:t>08</w:t>
       </w:r>
@@ -475,7 +465,6 @@
           <w:b/>
           <w:spacing w:val="-2"/>
           <w:sz w:val="24"/>
-          <w:lang w:val="ru-RU"/>
         </w:rPr>
         <w:t>.0</w:t>
       </w:r>
@@ -484,7 +473,6 @@
           <w:b/>
           <w:spacing w:val="-2"/>
           <w:sz w:val="24"/>
-          <w:lang w:val="ru-RU"/>
         </w:rPr>
         <w:t>9</w:t>
       </w:r>
@@ -493,7 +481,6 @@
           <w:b/>
           <w:spacing w:val="-2"/>
           <w:sz w:val="24"/>
-          <w:lang w:val="ru-RU"/>
         </w:rPr>
         <w:t>.</w:t>
       </w:r>
@@ -502,7 +489,6 @@
           <w:b/>
           <w:spacing w:val="-2"/>
           <w:sz w:val="24"/>
-          <w:lang w:val="ru-RU"/>
         </w:rPr>
         <w:t>2026</w:t>
       </w:r>
@@ -515,7 +501,6 @@
         <w:rPr>
           <w:b/>
           <w:sz w:val="24"/>
-          <w:lang w:val="ru-RU"/>
         </w:rPr>
       </w:pPr>
       <w:r>
@@ -524,7 +509,6 @@
           <w:spacing w:val="-2"/>
           <w:sz w:val="24"/>
         </w:rPr>
-        <w:lastRenderedPageBreak/>
         <w:t>Almaty</w:t>
       </w:r>
     </w:p>
@@ -534,7 +518,6 @@
         <w:rPr>
           <w:b/>
           <w:sz w:val="24"/>
-          <w:lang w:val="ru-RU"/>
         </w:rPr>
         <w:sectPr>
           <w:footerReference w:type="default" r:id="rId11"/>
@@ -548,7 +531,7 @@
     </w:p>
     <w:sdt>
       <w:sdtPr>
-        <w:id w:val="-519398836"/>
+        <w:id w:val="2090187911"/>
         <w:docPartObj>
           <w:docPartGallery w:val="Table of Contents"/>
           <w:docPartUnique/>
@@ -557,6 +540,8 @@
       <w:sdtEndPr>
         <w:rPr>
           <w:rFonts w:ascii="Times New Roman" w:eastAsia="Times New Roman" w:hAnsi="Times New Roman" w:cs="Times New Roman"/>
+          <w:b/>
+          <w:bCs/>
           <w:color w:val="auto"/>
           <w:sz w:val="22"/>
           <w:szCs w:val="22"/>
@@ -580,175 +565,313 @@
         </w:p>
         <w:p>
           <w:pPr>
-            <w:pStyle w:val="10"/>
+            <w:pStyle w:val="21"/>
+            <w:tabs>
+              <w:tab w:val="right" w:leader="dot" w:pos="9076"/>
+            </w:tabs>
+            <w:rPr>
+              <w:rFonts w:asciiTheme="minorHAnsi" w:eastAsiaTheme="minorEastAsia" w:hAnsiTheme="minorHAnsi" w:cstheme="minorBidi"/>
+              <w:noProof/>
+              <w:lang w:val="ru-RU" w:eastAsia="ru-RU"/>
+            </w:rPr>
           </w:pPr>
+          <w:r>
+            <w:fldChar w:fldCharType="begin"/>
+          </w:r>
+          <w:r>
+            <w:instrText xml:space="preserve"> TOC \o "1-3" \h \z \u </w:instrText>
+          </w:r>
+          <w:r>
+            <w:fldChar w:fldCharType="separate"/>
+          </w:r>
+          <w:hyperlink w:anchor="_Toc239881274" w:history="1">
+            <w:r>
+              <w:rPr>
+                <w:rStyle w:val="ab"/>
+                <w:noProof/>
+              </w:rPr>
+              <w:t>Task 1. Dataset selection</w:t>
+            </w:r>
+            <w:r>
+              <w:rPr>
+                <w:noProof/>
+                <w:webHidden/>
+              </w:rPr>
+              <w:tab/>
+            </w:r>
+            <w:r>
+              <w:rPr>
+                <w:noProof/>
+                <w:webHidden/>
+              </w:rPr>
+              <w:fldChar w:fldCharType="begin"/>
+            </w:r>
+            <w:r>
+              <w:rPr>
+                <w:noProof/>
+                <w:webHidden/>
+              </w:rPr>
+              <w:instrText xml:space="preserve"> PAGEREF _Toc239881274 \h </w:instrText>
+            </w:r>
+            <w:r>
+              <w:rPr>
+                <w:noProof/>
+                <w:webHidden/>
+              </w:rPr>
+            </w:r>
+            <w:r>
+              <w:rPr>
+                <w:noProof/>
+                <w:webHidden/>
+              </w:rPr>
+              <w:fldChar w:fldCharType="separate"/>
+            </w:r>
+            <w:r>
+              <w:rPr>
+                <w:noProof/>
+                <w:webHidden/>
+              </w:rPr>
+              <w:t>3</w:t>
+            </w:r>
+            <w:r>
+              <w:rPr>
+                <w:noProof/>
+                <w:webHidden/>
+              </w:rPr>
+              <w:fldChar w:fldCharType="end"/>
+            </w:r>
+          </w:hyperlink>
+        </w:p>
+        <w:p>
+          <w:pPr>
+            <w:pStyle w:val="21"/>
+            <w:tabs>
+              <w:tab w:val="right" w:leader="dot" w:pos="9076"/>
+            </w:tabs>
+            <w:rPr>
+              <w:rFonts w:asciiTheme="minorHAnsi" w:eastAsiaTheme="minorEastAsia" w:hAnsiTheme="minorHAnsi" w:cstheme="minorBidi"/>
+              <w:noProof/>
+              <w:lang w:val="ru-RU" w:eastAsia="ru-RU"/>
+            </w:rPr>
+          </w:pPr>
+          <w:hyperlink w:anchor="_Toc239881275" w:history="1">
+            <w:r>
+              <w:rPr>
+                <w:rStyle w:val="ab"/>
+                <w:noProof/>
+              </w:rPr>
+              <w:t>Task 2. Data-quality analysis</w:t>
+            </w:r>
+            <w:r>
+              <w:rPr>
+                <w:noProof/>
+                <w:webHidden/>
+              </w:rPr>
+              <w:tab/>
+            </w:r>
+            <w:r>
+              <w:rPr>
+                <w:noProof/>
+                <w:webHidden/>
+              </w:rPr>
+              <w:fldChar w:fldCharType="begin"/>
+            </w:r>
+            <w:r>
+              <w:rPr>
+                <w:noProof/>
+                <w:webHidden/>
+              </w:rPr>
+              <w:instrText xml:space="preserve"> PAGEREF _Toc239881275 \h </w:instrText>
+            </w:r>
+            <w:r>
+              <w:rPr>
+                <w:noProof/>
+                <w:webHidden/>
+              </w:rPr>
+            </w:r>
+            <w:r>
+              <w:rPr>
+                <w:noProof/>
+                <w:webHidden/>
+              </w:rPr>
+              <w:fldChar w:fldCharType="separate"/>
+            </w:r>
+            <w:r>
+              <w:rPr>
+                <w:noProof/>
+                <w:webHidden/>
+              </w:rPr>
+              <w:t>4</w:t>
+            </w:r>
+            <w:r>
+              <w:rPr>
+                <w:noProof/>
+                <w:webHidden/>
+              </w:rPr>
+              <w:fldChar w:fldCharType="end"/>
+            </w:r>
+          </w:hyperlink>
+        </w:p>
+        <w:p>
+          <w:pPr>
+            <w:pStyle w:val="21"/>
+            <w:tabs>
+              <w:tab w:val="right" w:leader="dot" w:pos="9076"/>
+            </w:tabs>
+            <w:rPr>
+              <w:rFonts w:asciiTheme="minorHAnsi" w:eastAsiaTheme="minorEastAsia" w:hAnsiTheme="minorHAnsi" w:cstheme="minorBidi"/>
+              <w:noProof/>
+              <w:lang w:val="ru-RU" w:eastAsia="ru-RU"/>
+            </w:rPr>
+          </w:pPr>
+          <w:hyperlink w:anchor="_Toc239881276" w:history="1">
+            <w:r>
+              <w:rPr>
+                <w:rStyle w:val="ab"/>
+                <w:noProof/>
+              </w:rPr>
+              <w:t>Task 3. Data formats</w:t>
+            </w:r>
+            <w:r>
+              <w:rPr>
+                <w:noProof/>
+                <w:webHidden/>
+              </w:rPr>
+              <w:tab/>
+            </w:r>
+            <w:r>
+              <w:rPr>
+                <w:noProof/>
+                <w:webHidden/>
+              </w:rPr>
+              <w:fldChar w:fldCharType="begin"/>
+            </w:r>
+            <w:r>
+              <w:rPr>
+                <w:noProof/>
+                <w:webHidden/>
+              </w:rPr>
+              <w:instrText xml:space="preserve"> PAGEREF _Toc239881276 \h </w:instrText>
+            </w:r>
+            <w:r>
+              <w:rPr>
+                <w:noProof/>
+                <w:webHidden/>
+              </w:rPr>
+            </w:r>
+            <w:r>
+              <w:rPr>
+                <w:noProof/>
+                <w:webHidden/>
+              </w:rPr>
+              <w:fldChar w:fldCharType="separate"/>
+            </w:r>
+            <w:r>
+              <w:rPr>
+                <w:noProof/>
+                <w:webHidden/>
+              </w:rPr>
+              <w:t>5</w:t>
+            </w:r>
+            <w:r>
+              <w:rPr>
+                <w:noProof/>
+                <w:webHidden/>
+              </w:rPr>
+              <w:fldChar w:fldCharType="end"/>
+            </w:r>
+          </w:hyperlink>
+        </w:p>
+        <w:p>
+          <w:pPr>
+            <w:pStyle w:val="21"/>
+            <w:tabs>
+              <w:tab w:val="right" w:leader="dot" w:pos="9076"/>
+            </w:tabs>
+            <w:rPr>
+              <w:rFonts w:asciiTheme="minorHAnsi" w:eastAsiaTheme="minorEastAsia" w:hAnsiTheme="minorHAnsi" w:cstheme="minorBidi"/>
+              <w:noProof/>
+              <w:lang w:val="ru-RU" w:eastAsia="ru-RU"/>
+            </w:rPr>
+          </w:pPr>
+          <w:hyperlink w:anchor="_Toc239881277" w:history="1">
+            <w:r>
+              <w:rPr>
+                <w:rStyle w:val="ab"/>
+                <w:noProof/>
+              </w:rPr>
+              <w:t>Task 4. Data format comparison</w:t>
+            </w:r>
+            <w:r>
+              <w:rPr>
+                <w:noProof/>
+                <w:webHidden/>
+              </w:rPr>
+              <w:tab/>
+            </w:r>
+            <w:r>
+              <w:rPr>
+                <w:noProof/>
+                <w:webHidden/>
+              </w:rPr>
+              <w:fldChar w:fldCharType="begin"/>
+            </w:r>
+            <w:r>
+              <w:rPr>
+                <w:noProof/>
+                <w:webHidden/>
+              </w:rPr>
+              <w:instrText xml:space="preserve"> PAGEREF _Toc239881277 \h </w:instrText>
+            </w:r>
+            <w:r>
+              <w:rPr>
+                <w:noProof/>
+                <w:webHidden/>
+              </w:rPr>
+            </w:r>
+            <w:r>
+              <w:rPr>
+                <w:noProof/>
+                <w:webHidden/>
+              </w:rPr>
+              <w:fldChar w:fldCharType="separate"/>
+            </w:r>
+            <w:r>
+              <w:rPr>
+                <w:noProof/>
+                <w:webHidden/>
+              </w:rPr>
+              <w:t>6</w:t>
+            </w:r>
+            <w:r>
+              <w:rPr>
+                <w:noProof/>
+                <w:webHidden/>
+              </w:rPr>
+              <w:fldChar w:fldCharType="end"/>
+            </w:r>
+          </w:hyperlink>
+        </w:p>
+        <w:p>
           <w:r>
             <w:rPr>
               <w:b/>
               <w:bCs/>
             </w:rPr>
-            <w:t>Task 1. Dataset selection</w:t>
+            <w:fldChar w:fldCharType="end"/>
           </w:r>
-          <w:r>
-            <w:ptab w:relativeTo="margin" w:alignment="right" w:leader="dot"/>
-          </w:r>
-          <w:r>
-            <w:rPr>
-              <w:b/>
-              <w:bCs/>
-            </w:rPr>
-            <w:t>3</w:t>
-          </w:r>
-        </w:p>
-        <w:p>
-          <w:pPr>
-            <w:pStyle w:val="10"/>
-            <w:rPr>
-              <w:b/>
-              <w:bCs/>
-            </w:rPr>
-          </w:pPr>
-          <w:r>
-            <w:rPr>
-              <w:b/>
-              <w:bCs/>
-            </w:rPr>
-            <w:t>Task 2. Data-quality analysis</w:t>
-          </w:r>
-          <w:r>
-            <w:ptab w:relativeTo="margin" w:alignment="right" w:leader="dot"/>
-          </w:r>
-          <w:r>
-            <w:rPr>
-              <w:b/>
-              <w:bCs/>
-            </w:rPr>
-            <w:t>5</w:t>
-          </w:r>
-        </w:p>
-        <w:p>
-          <w:pPr>
-            <w:pStyle w:val="10"/>
-          </w:pPr>
-          <w:r>
-            <w:rPr>
-              <w:b/>
-              <w:bCs/>
-            </w:rPr>
-            <w:t>T</w:t>
-          </w:r>
-          <w:r>
-            <w:rPr>
-              <w:b/>
-              <w:bCs/>
-            </w:rPr>
-            <w:t xml:space="preserve">ask </w:t>
-          </w:r>
-          <w:r>
-            <w:rPr>
-              <w:b/>
-              <w:bCs/>
-            </w:rPr>
-            <w:t>3</w:t>
-          </w:r>
-          <w:r>
-            <w:rPr>
-              <w:b/>
-              <w:bCs/>
-            </w:rPr>
-            <w:t>. Data</w:t>
-          </w:r>
-          <w:r>
-            <w:rPr>
-              <w:b/>
-              <w:bCs/>
-            </w:rPr>
-            <w:t xml:space="preserve"> formats</w:t>
-          </w:r>
-          <w:r>
-            <w:ptab w:relativeTo="margin" w:alignment="right" w:leader="dot"/>
-          </w:r>
-          <w:r>
-            <w:rPr>
-              <w:b/>
-              <w:bCs/>
-            </w:rPr>
-            <w:t>4</w:t>
-          </w:r>
-        </w:p>
-        <w:p>
-          <w:pPr/>
-          <w:r>
-            <w:rPr>
-              <w:b/>
-              <w:bCs/>
-            </w:rPr>
-            <w:t xml:space="preserve">Task </w:t>
-          </w:r>
-          <w:r>
-            <w:rPr>
-              <w:b/>
-              <w:bCs/>
-            </w:rPr>
-            <w:t>4</w:t>
-          </w:r>
-          <w:r>
-            <w:rPr>
-              <w:b/>
-              <w:bCs/>
-            </w:rPr>
-            <w:t xml:space="preserve">. </w:t>
-          </w:r>
-          <w:r>
-            <w:rPr>
-              <w:b/>
-              <w:bCs/>
-            </w:rPr>
-            <w:t>Data format comparison</w:t>
-          </w:r>
-          <w:r>
-            <w:ptab w:relativeTo="margin" w:alignment="right" w:leader="dot"/>
-          </w:r>
-          <w:r>
-            <w:rPr>
-              <w:b/>
-              <w:bCs/>
-            </w:rPr>
-            <w:t>4</w:t>
-          </w:r>
-        </w:p>
-        <w:p>
-          <w:pPr>
-            <w:rPr>
-              <w:lang w:val="ru-RU" w:eastAsia="ru-RU"/>
-            </w:rPr>
-          </w:pPr>
         </w:p>
       </w:sdtContent>
     </w:sdt>
-    <w:p/>
-    <w:p>
-      <w:pPr>
-        <w:pStyle w:val="a3"/>
-        <w:rPr>
-          <w:b/>
-          <w:sz w:val="20"/>
-        </w:rPr>
-      </w:pPr>
-    </w:p>
-    <w:p>
-      <w:pPr>
-        <w:rPr>
-          <w:b/>
-          <w:sz w:val="20"/>
-          <w:szCs w:val="24"/>
-        </w:rPr>
-      </w:pPr>
-      <w:r>
-        <w:rPr>
-          <w:b/>
-          <w:sz w:val="20"/>
-        </w:rPr>
+    <w:p>
+      <w:pPr>
+        <w:rPr>
+          <w:b/>
+          <w:sz w:val="28"/>
+          <w:szCs w:val="28"/>
+        </w:rPr>
+      </w:pPr>
+      <w:r>
         <w:br w:type="page"/>
       </w:r>
     </w:p>
@@ -756,16 +879,12 @@
       <w:pPr>
         <w:pStyle w:val="22"/>
       </w:pPr>
+      <w:bookmarkStart w:id="6" w:name="_Toc239881274"/>
       <w:r>
         <w:lastRenderedPageBreak/>
-        <w:t xml:space="preserve">Task 1. </w:t>
-      </w:r>
-      <w:r>
-        <w:t>Dataset</w:t>
-      </w:r>
-      <w:r>
-        <w:t xml:space="preserve"> selection</w:t>
-      </w:r>
+        <w:t>Task 1. Dataset selection</w:t>
+      </w:r>
+      <w:bookmarkEnd w:id="6"/>
     </w:p>
     <w:p>
       <w:pPr>
@@ -882,13 +1001,8 @@
         </w:rPr>
         <w:t xml:space="preserve"> - </w:t>
       </w:r>
-      <w:proofErr w:type="spellStart"/>
-      <w:r>
-        <w:t>Debayan</w:t>
-      </w:r>
-      <w:proofErr w:type="spellEnd"/>
-      <w:r>
-        <w:t xml:space="preserve"> Bandyopadhyay</w:t>
+      <w:r>
+        <w:t>Debayan Bandyopadhyay</w:t>
       </w:r>
       <w:r>
         <w:t xml:space="preserve"> (</w:t>
@@ -962,6 +1076,9 @@
         <w:ind w:left="720"/>
       </w:pPr>
       <w:r>
+        <w:rPr>
+          <w:noProof/>
+        </w:rPr>
         <w:drawing>
           <wp:inline distT="0" distB="0" distL="0" distR="0" wp14:anchorId="09EC29A1" wp14:editId="2D795E6A">
             <wp:extent cx="3093720" cy="1306076"/>
@@ -1030,6 +1147,7 @@
         <w:rPr>
           <w:b/>
           <w:bCs/>
+          <w:noProof/>
         </w:rPr>
         <w:drawing>
           <wp:inline distT="0" distB="0" distL="0" distR="0" wp14:anchorId="2B0C526E" wp14:editId="313FA7C4">
@@ -1101,6 +1219,7 @@
         <w:rPr>
           <w:b/>
           <w:bCs/>
+          <w:noProof/>
         </w:rPr>
         <w:drawing>
           <wp:inline distT="0" distB="0" distL="0" distR="0" wp14:anchorId="4CA1E530" wp14:editId="7407E922">
@@ -1147,7 +1266,6 @@
           <w:numId w:val="6"/>
         </w:numPr>
       </w:pPr>
-      <w:proofErr w:type="spellStart"/>
       <w:r>
         <w:rPr>
           <w:b/>
@@ -1155,7 +1273,6 @@
         </w:rPr>
         <w:t>show_id</w:t>
       </w:r>
-      <w:proofErr w:type="spellEnd"/>
       <w:r>
         <w:t xml:space="preserve"> –title id,</w:t>
       </w:r>
@@ -1227,15 +1344,7 @@
         <w:t>s separated by commas</w:t>
       </w:r>
       <w:r>
-        <w:t xml:space="preserve"> (</w:t>
-      </w:r>
-      <w:proofErr w:type="spellStart"/>
-      <w:r>
-        <w:t>NaN</w:t>
-      </w:r>
-      <w:proofErr w:type="spellEnd"/>
-      <w:r>
-        <w:t xml:space="preserve"> if unknown),</w:t>
+        <w:t xml:space="preserve"> (NaN if unknown),</w:t>
       </w:r>
     </w:p>
     <w:p>
@@ -1290,7 +1399,6 @@
           <w:numId w:val="6"/>
         </w:numPr>
       </w:pPr>
-      <w:proofErr w:type="spellStart"/>
       <w:r>
         <w:rPr>
           <w:b/>
@@ -1298,7 +1406,6 @@
         </w:rPr>
         <w:t>date_added</w:t>
       </w:r>
-      <w:proofErr w:type="spellEnd"/>
       <w:r>
         <w:t xml:space="preserve"> – </w:t>
       </w:r>
@@ -1320,7 +1427,6 @@
           <w:numId w:val="6"/>
         </w:numPr>
       </w:pPr>
-      <w:proofErr w:type="spellStart"/>
       <w:r>
         <w:rPr>
           <w:b/>
@@ -1328,7 +1434,6 @@
         </w:rPr>
         <w:t>release_year</w:t>
       </w:r>
-      <w:proofErr w:type="spellEnd"/>
       <w:r>
         <w:t xml:space="preserve"> – release year,</w:t>
       </w:r>
@@ -1405,7 +1510,6 @@
           <w:numId w:val="6"/>
         </w:numPr>
       </w:pPr>
-      <w:proofErr w:type="spellStart"/>
       <w:r>
         <w:rPr>
           <w:b/>
@@ -1413,7 +1517,6 @@
         </w:rPr>
         <w:t>listed_in</w:t>
       </w:r>
-      <w:proofErr w:type="spellEnd"/>
       <w:r>
         <w:t xml:space="preserve"> – title genres and tags (e. g. </w:t>
       </w:r>
@@ -1478,7 +1581,7 @@
         <w:ind w:left="720"/>
       </w:pPr>
       <w:r>
-        <w:t>Structured</w:t>
+        <w:t>CSV file is designed to store data in tabular format, so dataset type is structured.</w:t>
       </w:r>
     </w:p>
     <w:p>
@@ -1495,9 +1598,11 @@
       <w:pPr>
         <w:pStyle w:val="22"/>
       </w:pPr>
+      <w:bookmarkStart w:id="7" w:name="_Toc239881275"/>
       <w:r>
         <w:t>Task 2. Data-quality analysis</w:t>
       </w:r>
+      <w:bookmarkEnd w:id="7"/>
     </w:p>
     <w:p>
       <w:pPr>
@@ -1517,14 +1622,16 @@
     <w:p>
       <w:pPr>
         <w:pStyle w:val="a3"/>
-        <w:ind w:firstLine="720"/>
         <w:rPr>
           <w:noProof/>
         </w:rPr>
       </w:pPr>
       <w:r>
+        <w:rPr>
+          <w:noProof/>
+        </w:rPr>
         <w:drawing>
-          <wp:inline distT="0" distB="0" distL="0" distR="0" wp14:anchorId="3B2EFECE" wp14:editId="3AEA2C51">
+          <wp:inline distT="0" distB="0" distL="0" distR="0" wp14:anchorId="3B2EFECE" wp14:editId="16F661D3">
             <wp:extent cx="5769610" cy="1767840"/>
             <wp:effectExtent l="0" t="0" r="2540" b="3810"/>
             <wp:docPr id="6" name="Рисунок 6"/>
@@ -1566,8 +1673,11 @@
         <w:t xml:space="preserve"> </w:t>
       </w:r>
       <w:r>
+        <w:rPr>
+          <w:noProof/>
+        </w:rPr>
         <w:drawing>
-          <wp:inline distT="0" distB="0" distL="0" distR="0" wp14:anchorId="2AF49A93" wp14:editId="30D9ED6C">
+          <wp:inline distT="0" distB="0" distL="0" distR="0" wp14:anchorId="2AF49A93" wp14:editId="041B6C1A">
             <wp:extent cx="5769610" cy="2223770"/>
             <wp:effectExtent l="0" t="0" r="2540" b="5080"/>
             <wp:docPr id="7" name="Рисунок 7"/>
@@ -1606,17 +1716,21 @@
     <w:p>
       <w:pPr>
         <w:pStyle w:val="a3"/>
-        <w:ind w:firstLine="720"/>
+      </w:pPr>
+      <w:r>
         <w:rPr>
           <w:noProof/>
         </w:rPr>
-      </w:pPr>
-      <w:r>
+        <w:t>Feather format reading and writing is much faster than csv, also ocupying less storage.</w:t>
+      </w:r>
+    </w:p>
+    <w:p>
+      <w:pPr>
+        <w:pStyle w:val="a3"/>
         <w:rPr>
           <w:noProof/>
         </w:rPr>
-        <w:br/>
-      </w:r>
+      </w:pPr>
     </w:p>
     <w:p>
       <w:pPr>
@@ -1640,10 +1754,10 @@
         <w:tblLook w:val="04A0" w:firstRow="1" w:lastRow="0" w:firstColumn="1" w:lastColumn="0" w:noHBand="0" w:noVBand="1"/>
       </w:tblPr>
       <w:tblGrid>
-        <w:gridCol w:w="1454"/>
-        <w:gridCol w:w="2879"/>
-        <w:gridCol w:w="1613"/>
-        <w:gridCol w:w="3356"/>
+        <w:gridCol w:w="2432"/>
+        <w:gridCol w:w="2483"/>
+        <w:gridCol w:w="1572"/>
+        <w:gridCol w:w="2815"/>
       </w:tblGrid>
       <w:tr>
         <w:tc>
@@ -1745,11 +1859,9 @@
             <w:pPr>
               <w:pStyle w:val="a3"/>
             </w:pPr>
-            <w:proofErr w:type="spellStart"/>
             <w:r>
               <w:t>date_added</w:t>
             </w:r>
-            <w:proofErr w:type="spellEnd"/>
           </w:p>
         </w:tc>
         <w:tc>
@@ -1780,25 +1892,7 @@
                 <w:szCs w:val="20"/>
                 <w:shd w:val="clear" w:color="auto" w:fill="FFFFFF"/>
               </w:rPr>
-              <w:t>“</w:t>
-            </w:r>
-            <w:r>
-              <w:rPr>
-                <w:rFonts w:ascii="Segoe UI" w:hAnsi="Segoe UI" w:cs="Segoe UI"/>
-                <w:sz w:val="20"/>
-                <w:szCs w:val="20"/>
-                <w:shd w:val="clear" w:color="auto" w:fill="FFFFFF"/>
-              </w:rPr>
-              <w:t>September 25, 2021</w:t>
-            </w:r>
-            <w:r>
-              <w:rPr>
-                <w:rFonts w:ascii="Segoe UI" w:hAnsi="Segoe UI" w:cs="Segoe UI"/>
-                <w:sz w:val="20"/>
-                <w:szCs w:val="20"/>
-                <w:shd w:val="clear" w:color="auto" w:fill="FFFFFF"/>
-              </w:rPr>
-              <w:t>”</w:t>
+              <w:t>“September 25, 2021”</w:t>
             </w:r>
           </w:p>
         </w:tc>
@@ -1838,6 +1932,9 @@
             <w:pPr>
               <w:pStyle w:val="a3"/>
             </w:pPr>
+            <w:r>
+              <w:t>Data entry error</w:t>
+            </w:r>
           </w:p>
         </w:tc>
         <w:tc>
@@ -1848,6 +1945,9 @@
             <w:pPr>
               <w:pStyle w:val="a3"/>
             </w:pPr>
+            <w:r>
+              <w:t>“74 min”</w:t>
+            </w:r>
           </w:p>
         </w:tc>
         <w:tc>
@@ -1858,6 +1958,12 @@
             <w:pPr>
               <w:pStyle w:val="a3"/>
             </w:pPr>
+            <w:r>
+              <w:t>Validation error, data in</w:t>
+            </w:r>
+            <w:r>
+              <w:t>consistency</w:t>
+            </w:r>
           </w:p>
         </w:tc>
       </w:tr>
@@ -1869,9 +1975,13 @@
           <w:p>
             <w:pPr>
               <w:pStyle w:val="a3"/>
-            </w:pPr>
-            <w:r>
-              <w:t>Others</w:t>
+              <w:spacing w:line="259" w:lineRule="auto"/>
+            </w:pPr>
+            <w:r>
+              <w:t xml:space="preserve">director, cast, </w:t>
+            </w:r>
+            <w:r>
+              <w:t>country, date_added, rating, duration</w:t>
             </w:r>
           </w:p>
         </w:tc>
@@ -1883,6 +1993,9 @@
             <w:pPr>
               <w:pStyle w:val="a3"/>
             </w:pPr>
+            <w:r>
+              <w:t>Missing values</w:t>
+            </w:r>
           </w:p>
         </w:tc>
         <w:tc>
@@ -1893,6 +2006,9 @@
             <w:pPr>
               <w:pStyle w:val="a3"/>
             </w:pPr>
+            <w:r>
+              <w:t>s5541: duration - NaN</w:t>
+            </w:r>
           </w:p>
         </w:tc>
         <w:tc>
@@ -1903,18 +2019,1159 @@
             <w:pPr>
               <w:pStyle w:val="a3"/>
             </w:pPr>
+            <w:r>
+              <w:t>Bias, reduced statistical power</w:t>
+            </w:r>
           </w:p>
         </w:tc>
       </w:tr>
     </w:tbl>
     <w:p>
       <w:pPr>
+        <w:rPr>
+          <w:b/>
+          <w:bCs/>
+          <w:sz w:val="24"/>
+          <w:szCs w:val="24"/>
+        </w:rPr>
+      </w:pPr>
+    </w:p>
+    <w:p>
+      <w:pPr>
+        <w:rPr>
+          <w:b/>
+          <w:bCs/>
+          <w:sz w:val="24"/>
+          <w:szCs w:val="24"/>
+        </w:rPr>
+      </w:pPr>
+      <w:r>
+        <w:rPr>
+          <w:b/>
+          <w:bCs/>
+          <w:sz w:val="24"/>
+          <w:szCs w:val="24"/>
+        </w:rPr>
+        <w:t>Data problems analysis table</w:t>
+      </w:r>
+    </w:p>
+    <w:p>
+      <w:pPr>
+        <w:pStyle w:val="a3"/>
+      </w:pPr>
+    </w:p>
+    <w:p>
+      <w:pPr>
+        <w:pStyle w:val="a3"/>
+      </w:pPr>
+    </w:p>
+    <w:p>
+      <w:pPr>
+        <w:pStyle w:val="22"/>
+      </w:pPr>
+      <w:bookmarkStart w:id="8" w:name="_Toc239881276"/>
+      <w:r>
+        <w:t>Task 3. Data formats</w:t>
+      </w:r>
+      <w:bookmarkEnd w:id="8"/>
+    </w:p>
+    <w:p>
+      <w:pPr>
         <w:pStyle w:val="a3"/>
         <w:ind w:firstLine="720"/>
       </w:pPr>
+      <w:r>
+        <w:t xml:space="preserve">Save the prepared dataset in one suitable format and one alternative format. Compare CSV, JSON, Parquet, ORC, and Avro according to their representation, storage structure, schema support, human readability, typical applications, advantages, and limitations. </w:t>
+      </w:r>
+      <w:r>
+        <w:t xml:space="preserve">Present the comparison to a table. </w:t>
+      </w:r>
+      <w:r>
+        <w:t>Explain which format is the most appropriate for the selected dataset and justify your choice.</w:t>
+      </w:r>
+    </w:p>
+    <w:p>
+      <w:pPr>
+        <w:pStyle w:val="a3"/>
+        <w:ind w:firstLine="720"/>
+      </w:pPr>
+    </w:p>
+    <w:p>
+      <w:pPr>
+        <w:pStyle w:val="a3"/>
+        <w:ind w:firstLine="720"/>
+      </w:pPr>
+      <w:r>
+        <w:t>I chose the feather (Arrow IPC) format for fast file writing and reading to clearly demonstrate the difference between it and the csv format. The original dataset was in csv format, which I used to read the data.</w:t>
+      </w:r>
+      <w:r>
+        <w:t xml:space="preserve"> Also, the dataset is small and requires only one file reading operation, while </w:t>
+      </w:r>
+      <w:r>
+        <w:t>all</w:t>
+      </w:r>
+      <w:r>
+        <w:t xml:space="preserve"> </w:t>
+      </w:r>
+      <w:r>
+        <w:t>data analysis is done by the code, which makes it most suitable in my opinion.</w:t>
+      </w:r>
+    </w:p>
+    <w:p>
+      <w:pPr>
+        <w:pStyle w:val="a3"/>
+        <w:ind w:firstLine="720"/>
+      </w:pPr>
+    </w:p>
+    <w:tbl>
+      <w:tblPr>
+        <w:tblStyle w:val="ad"/>
+        <w:tblW w:w="0" w:type="auto"/>
+        <w:tblLook w:val="06A0" w:firstRow="1" w:lastRow="0" w:firstColumn="1" w:lastColumn="0" w:noHBand="1" w:noVBand="1"/>
+      </w:tblPr>
+      <w:tblGrid>
+        <w:gridCol w:w="1776"/>
+        <w:gridCol w:w="1489"/>
+        <w:gridCol w:w="1481"/>
+        <w:gridCol w:w="1543"/>
+        <w:gridCol w:w="1543"/>
+        <w:gridCol w:w="1470"/>
+      </w:tblGrid>
+      <w:tr>
+        <w:trPr>
+          <w:trHeight w:val="300"/>
+        </w:trPr>
+        <w:tc>
+          <w:tcPr>
+            <w:tcW w:w="1512" w:type="dxa"/>
+          </w:tcPr>
+          <w:p>
+            <w:pPr>
+              <w:pStyle w:val="a3"/>
+              <w:rPr>
+                <w:b/>
+                <w:bCs/>
+              </w:rPr>
+            </w:pPr>
+            <w:r>
+              <w:rPr>
+                <w:b/>
+                <w:bCs/>
+              </w:rPr>
+              <w:t>File format / Criteria</w:t>
+            </w:r>
+          </w:p>
+        </w:tc>
+        <w:tc>
+          <w:tcPr>
+            <w:tcW w:w="1512" w:type="dxa"/>
+          </w:tcPr>
+          <w:p>
+            <w:pPr>
+              <w:pStyle w:val="a3"/>
+              <w:rPr>
+                <w:b/>
+                <w:bCs/>
+              </w:rPr>
+            </w:pPr>
+            <w:r>
+              <w:rPr>
+                <w:b/>
+                <w:bCs/>
+              </w:rPr>
+              <w:t>CSV</w:t>
+            </w:r>
+          </w:p>
+        </w:tc>
+        <w:tc>
+          <w:tcPr>
+            <w:tcW w:w="1512" w:type="dxa"/>
+          </w:tcPr>
+          <w:p>
+            <w:pPr>
+              <w:pStyle w:val="a3"/>
+              <w:rPr>
+                <w:b/>
+                <w:bCs/>
+              </w:rPr>
+            </w:pPr>
+            <w:r>
+              <w:rPr>
+                <w:b/>
+                <w:bCs/>
+              </w:rPr>
+              <w:t>JSON</w:t>
+            </w:r>
+          </w:p>
+        </w:tc>
+        <w:tc>
+          <w:tcPr>
+            <w:tcW w:w="1512" w:type="dxa"/>
+          </w:tcPr>
+          <w:p>
+            <w:pPr>
+              <w:pStyle w:val="a3"/>
+              <w:rPr>
+                <w:b/>
+                <w:bCs/>
+              </w:rPr>
+            </w:pPr>
+            <w:r>
+              <w:rPr>
+                <w:b/>
+                <w:bCs/>
+              </w:rPr>
+              <w:t>Parquet</w:t>
+            </w:r>
+          </w:p>
+        </w:tc>
+        <w:tc>
+          <w:tcPr>
+            <w:tcW w:w="1512" w:type="dxa"/>
+          </w:tcPr>
+          <w:p>
+            <w:pPr>
+              <w:pStyle w:val="a3"/>
+              <w:rPr>
+                <w:b/>
+                <w:bCs/>
+              </w:rPr>
+            </w:pPr>
+            <w:r>
+              <w:rPr>
+                <w:b/>
+                <w:bCs/>
+              </w:rPr>
+              <w:t>ORC</w:t>
+            </w:r>
+          </w:p>
+        </w:tc>
+        <w:tc>
+          <w:tcPr>
+            <w:tcW w:w="1512" w:type="dxa"/>
+          </w:tcPr>
+          <w:p>
+            <w:pPr>
+              <w:pStyle w:val="a3"/>
+              <w:rPr>
+                <w:b/>
+                <w:bCs/>
+              </w:rPr>
+            </w:pPr>
+            <w:r>
+              <w:rPr>
+                <w:b/>
+                <w:bCs/>
+              </w:rPr>
+              <w:t>A</w:t>
+            </w:r>
+            <w:r>
+              <w:rPr>
+                <w:b/>
+                <w:bCs/>
+              </w:rPr>
+              <w:t>vro</w:t>
+            </w:r>
+          </w:p>
+        </w:tc>
+      </w:tr>
+      <w:tr>
+        <w:trPr>
+          <w:trHeight w:val="300"/>
+        </w:trPr>
+        <w:tc>
+          <w:tcPr>
+            <w:tcW w:w="1512" w:type="dxa"/>
+          </w:tcPr>
+          <w:p>
+            <w:pPr>
+              <w:pStyle w:val="a3"/>
+              <w:rPr>
+                <w:b/>
+                <w:bCs/>
+              </w:rPr>
+            </w:pPr>
+            <w:r>
+              <w:rPr>
+                <w:b/>
+                <w:bCs/>
+              </w:rPr>
+              <w:t>Representation</w:t>
+            </w:r>
+          </w:p>
+        </w:tc>
+        <w:tc>
+          <w:tcPr>
+            <w:tcW w:w="1512" w:type="dxa"/>
+          </w:tcPr>
+          <w:p>
+            <w:pPr>
+              <w:pStyle w:val="a3"/>
+            </w:pPr>
+            <w:r>
+              <w:t xml:space="preserve">Comma </w:t>
+            </w:r>
+            <w:r>
+              <w:t>separated</w:t>
+            </w:r>
+            <w:r>
+              <w:t xml:space="preserve"> values</w:t>
+            </w:r>
+          </w:p>
+        </w:tc>
+        <w:tc>
+          <w:tcPr>
+            <w:tcW w:w="1512" w:type="dxa"/>
+          </w:tcPr>
+          <w:p>
+            <w:pPr>
+              <w:pStyle w:val="a3"/>
+            </w:pPr>
+            <w:r>
+              <w:t>Hierarchical list of JS objects</w:t>
+            </w:r>
+          </w:p>
+        </w:tc>
+        <w:tc>
+          <w:tcPr>
+            <w:tcW w:w="1512" w:type="dxa"/>
+          </w:tcPr>
+          <w:p>
+            <w:pPr>
+              <w:pStyle w:val="a3"/>
+            </w:pPr>
+            <w:r>
+              <w:t>Columnar chunks with footer metadata</w:t>
+            </w:r>
+          </w:p>
+        </w:tc>
+        <w:tc>
+          <w:tcPr>
+            <w:tcW w:w="1512" w:type="dxa"/>
+          </w:tcPr>
+          <w:p>
+            <w:pPr>
+              <w:pStyle w:val="a3"/>
+            </w:pPr>
+            <w:r>
+              <w:t>Columnar stripes with internal indexes</w:t>
+            </w:r>
+          </w:p>
+        </w:tc>
+        <w:tc>
+          <w:tcPr>
+            <w:tcW w:w="1512" w:type="dxa"/>
+          </w:tcPr>
+          <w:p>
+            <w:pPr>
+              <w:pStyle w:val="a3"/>
+            </w:pPr>
+            <w:r>
+              <w:t>Binary row-based JSON records</w:t>
+            </w:r>
+          </w:p>
+        </w:tc>
+      </w:tr>
+      <w:tr>
+        <w:trPr>
+          <w:trHeight w:val="300"/>
+        </w:trPr>
+        <w:tc>
+          <w:tcPr>
+            <w:tcW w:w="1512" w:type="dxa"/>
+          </w:tcPr>
+          <w:p>
+            <w:pPr>
+              <w:pStyle w:val="a3"/>
+              <w:rPr>
+                <w:b/>
+                <w:bCs/>
+              </w:rPr>
+            </w:pPr>
+            <w:r>
+              <w:rPr>
+                <w:b/>
+                <w:bCs/>
+              </w:rPr>
+              <w:t>Storage structure</w:t>
+            </w:r>
+          </w:p>
+        </w:tc>
+        <w:tc>
+          <w:tcPr>
+            <w:tcW w:w="1512" w:type="dxa"/>
+          </w:tcPr>
+          <w:p>
+            <w:pPr>
+              <w:pStyle w:val="a3"/>
+            </w:pPr>
+            <w:r>
+              <w:t>Row-based</w:t>
+            </w:r>
+          </w:p>
+        </w:tc>
+        <w:tc>
+          <w:tcPr>
+            <w:tcW w:w="1512" w:type="dxa"/>
+          </w:tcPr>
+          <w:p>
+            <w:pPr>
+              <w:pStyle w:val="a3"/>
+            </w:pPr>
+            <w:r>
+              <w:t>Hierarchical</w:t>
+            </w:r>
+          </w:p>
+        </w:tc>
+        <w:tc>
+          <w:tcPr>
+            <w:tcW w:w="1512" w:type="dxa"/>
+          </w:tcPr>
+          <w:p>
+            <w:pPr>
+              <w:pStyle w:val="a3"/>
+            </w:pPr>
+            <w:r>
+              <w:t>Columnar</w:t>
+            </w:r>
+          </w:p>
+        </w:tc>
+        <w:tc>
+          <w:tcPr>
+            <w:tcW w:w="1512" w:type="dxa"/>
+          </w:tcPr>
+          <w:p>
+            <w:pPr>
+              <w:pStyle w:val="a3"/>
+            </w:pPr>
+            <w:r>
+              <w:t>Columnar</w:t>
+            </w:r>
+          </w:p>
+        </w:tc>
+        <w:tc>
+          <w:tcPr>
+            <w:tcW w:w="1512" w:type="dxa"/>
+          </w:tcPr>
+          <w:p>
+            <w:pPr>
+              <w:pStyle w:val="a3"/>
+            </w:pPr>
+            <w:r>
+              <w:t>Row-based</w:t>
+            </w:r>
+          </w:p>
+          <w:p>
+            <w:pPr>
+              <w:pStyle w:val="a3"/>
+            </w:pPr>
+          </w:p>
+        </w:tc>
+      </w:tr>
+      <w:tr>
+        <w:trPr>
+          <w:trHeight w:val="300"/>
+        </w:trPr>
+        <w:tc>
+          <w:tcPr>
+            <w:tcW w:w="1512" w:type="dxa"/>
+          </w:tcPr>
+          <w:p>
+            <w:pPr>
+              <w:pStyle w:val="a3"/>
+              <w:rPr>
+                <w:b/>
+                <w:bCs/>
+              </w:rPr>
+            </w:pPr>
+            <w:r>
+              <w:rPr>
+                <w:b/>
+                <w:bCs/>
+              </w:rPr>
+              <w:t>Schema support</w:t>
+            </w:r>
+          </w:p>
+        </w:tc>
+        <w:tc>
+          <w:tcPr>
+            <w:tcW w:w="1512" w:type="dxa"/>
+          </w:tcPr>
+          <w:p>
+            <w:pPr>
+              <w:pStyle w:val="a3"/>
+            </w:pPr>
+            <w:r>
+              <w:t>No</w:t>
+            </w:r>
+          </w:p>
+        </w:tc>
+        <w:tc>
+          <w:tcPr>
+            <w:tcW w:w="1512" w:type="dxa"/>
+          </w:tcPr>
+          <w:p>
+            <w:pPr>
+              <w:pStyle w:val="a3"/>
+            </w:pPr>
+            <w:r>
+              <w:t>No</w:t>
+            </w:r>
+          </w:p>
+        </w:tc>
+        <w:tc>
+          <w:tcPr>
+            <w:tcW w:w="1512" w:type="dxa"/>
+          </w:tcPr>
+          <w:p>
+            <w:pPr>
+              <w:pStyle w:val="a3"/>
+            </w:pPr>
+            <w:r>
+              <w:t>Yes</w:t>
+            </w:r>
+          </w:p>
+        </w:tc>
+        <w:tc>
+          <w:tcPr>
+            <w:tcW w:w="1512" w:type="dxa"/>
+          </w:tcPr>
+          <w:p>
+            <w:pPr>
+              <w:pStyle w:val="a3"/>
+            </w:pPr>
+            <w:r>
+              <w:t>Yes</w:t>
+            </w:r>
+          </w:p>
+        </w:tc>
+        <w:tc>
+          <w:tcPr>
+            <w:tcW w:w="1512" w:type="dxa"/>
+          </w:tcPr>
+          <w:p>
+            <w:pPr>
+              <w:pStyle w:val="a3"/>
+            </w:pPr>
+            <w:r>
+              <w:t>Yes</w:t>
+            </w:r>
+          </w:p>
+        </w:tc>
+      </w:tr>
+      <w:tr>
+        <w:trPr>
+          <w:trHeight w:val="300"/>
+        </w:trPr>
+        <w:tc>
+          <w:tcPr>
+            <w:tcW w:w="1512" w:type="dxa"/>
+          </w:tcPr>
+          <w:p>
+            <w:pPr>
+              <w:pStyle w:val="a3"/>
+              <w:rPr>
+                <w:b/>
+                <w:bCs/>
+              </w:rPr>
+            </w:pPr>
+            <w:r>
+              <w:rPr>
+                <w:b/>
+                <w:bCs/>
+              </w:rPr>
+              <w:t>Human readability</w:t>
+            </w:r>
+          </w:p>
+        </w:tc>
+        <w:tc>
+          <w:tcPr>
+            <w:tcW w:w="1512" w:type="dxa"/>
+          </w:tcPr>
+          <w:p>
+            <w:pPr>
+              <w:pStyle w:val="a3"/>
+            </w:pPr>
+            <w:r>
+              <w:t>Yes</w:t>
+            </w:r>
+          </w:p>
+        </w:tc>
+        <w:tc>
+          <w:tcPr>
+            <w:tcW w:w="1512" w:type="dxa"/>
+          </w:tcPr>
+          <w:p>
+            <w:pPr>
+              <w:pStyle w:val="a3"/>
+            </w:pPr>
+            <w:r>
+              <w:t>Yes</w:t>
+            </w:r>
+          </w:p>
+        </w:tc>
+        <w:tc>
+          <w:tcPr>
+            <w:tcW w:w="1512" w:type="dxa"/>
+          </w:tcPr>
+          <w:p>
+            <w:pPr>
+              <w:pStyle w:val="a3"/>
+            </w:pPr>
+            <w:r>
+              <w:t>Yes</w:t>
+            </w:r>
+          </w:p>
+        </w:tc>
+        <w:tc>
+          <w:tcPr>
+            <w:tcW w:w="1512" w:type="dxa"/>
+          </w:tcPr>
+          <w:p>
+            <w:pPr>
+              <w:pStyle w:val="a3"/>
+            </w:pPr>
+            <w:r>
+              <w:t>No</w:t>
+            </w:r>
+          </w:p>
+        </w:tc>
+        <w:tc>
+          <w:tcPr>
+            <w:tcW w:w="1512" w:type="dxa"/>
+          </w:tcPr>
+          <w:p>
+            <w:pPr>
+              <w:pStyle w:val="a3"/>
+            </w:pPr>
+            <w:r>
+              <w:t>No</w:t>
+            </w:r>
+          </w:p>
+        </w:tc>
+      </w:tr>
+      <w:tr>
+        <w:trPr>
+          <w:trHeight w:val="300"/>
+        </w:trPr>
+        <w:tc>
+          <w:tcPr>
+            <w:tcW w:w="1512" w:type="dxa"/>
+          </w:tcPr>
+          <w:p>
+            <w:pPr>
+              <w:pStyle w:val="a3"/>
+              <w:rPr>
+                <w:b/>
+                <w:bCs/>
+              </w:rPr>
+            </w:pPr>
+            <w:r>
+              <w:rPr>
+                <w:b/>
+                <w:bCs/>
+              </w:rPr>
+              <w:t>Typical applications</w:t>
+            </w:r>
+          </w:p>
+        </w:tc>
+        <w:tc>
+          <w:tcPr>
+            <w:tcW w:w="1512" w:type="dxa"/>
+          </w:tcPr>
+          <w:p>
+            <w:pPr>
+              <w:pStyle w:val="a3"/>
+            </w:pPr>
+            <w:r>
+              <w:t>Data sharing between teams and loading to Excel table</w:t>
+            </w:r>
+          </w:p>
+        </w:tc>
+        <w:tc>
+          <w:tcPr>
+            <w:tcW w:w="1512" w:type="dxa"/>
+          </w:tcPr>
+          <w:p>
+            <w:pPr>
+              <w:pStyle w:val="a3"/>
+            </w:pPr>
+            <w:r>
+              <w:t>Data exchange between apps via HTTP</w:t>
+            </w:r>
+          </w:p>
+        </w:tc>
+        <w:tc>
+          <w:tcPr>
+            <w:tcW w:w="1512" w:type="dxa"/>
+          </w:tcPr>
+          <w:p>
+            <w:pPr>
+              <w:pStyle w:val="a3"/>
+            </w:pPr>
+            <w:r>
+              <w:t>Storing large amount of compressed data</w:t>
+            </w:r>
+          </w:p>
+        </w:tc>
+        <w:tc>
+          <w:tcPr>
+            <w:tcW w:w="1512" w:type="dxa"/>
+          </w:tcPr>
+          <w:p>
+            <w:pPr>
+              <w:pStyle w:val="a3"/>
+            </w:pPr>
+            <w:r>
+              <w:t>Enterprise data processing</w:t>
+            </w:r>
+          </w:p>
+        </w:tc>
+        <w:tc>
+          <w:tcPr>
+            <w:tcW w:w="1512" w:type="dxa"/>
+          </w:tcPr>
+          <w:p>
+            <w:pPr>
+              <w:pStyle w:val="a3"/>
+            </w:pPr>
+            <w:r>
+              <w:t>Real-time event streaming</w:t>
+            </w:r>
+          </w:p>
+        </w:tc>
+      </w:tr>
+      <w:tr>
+        <w:trPr>
+          <w:trHeight w:val="300"/>
+        </w:trPr>
+        <w:tc>
+          <w:tcPr>
+            <w:tcW w:w="1512" w:type="dxa"/>
+          </w:tcPr>
+          <w:p>
+            <w:pPr>
+              <w:pStyle w:val="a3"/>
+              <w:rPr>
+                <w:b/>
+                <w:bCs/>
+              </w:rPr>
+            </w:pPr>
+            <w:r>
+              <w:rPr>
+                <w:b/>
+                <w:bCs/>
+              </w:rPr>
+              <w:t>Advantages</w:t>
+            </w:r>
+          </w:p>
+        </w:tc>
+        <w:tc>
+          <w:tcPr>
+            <w:tcW w:w="1512" w:type="dxa"/>
+          </w:tcPr>
+          <w:p>
+            <w:pPr>
+              <w:pStyle w:val="a3"/>
+            </w:pPr>
+            <w:r>
+              <w:t>Universal, low write overhead</w:t>
+            </w:r>
+          </w:p>
+        </w:tc>
+        <w:tc>
+          <w:tcPr>
+            <w:tcW w:w="1512" w:type="dxa"/>
+          </w:tcPr>
+          <w:p>
+            <w:pPr>
+              <w:pStyle w:val="a3"/>
+            </w:pPr>
+            <w:r>
+              <w:t>Human readable, flexible</w:t>
+            </w:r>
+          </w:p>
+        </w:tc>
+        <w:tc>
+          <w:tcPr>
+            <w:tcW w:w="1512" w:type="dxa"/>
+          </w:tcPr>
+          <w:p>
+            <w:pPr>
+              <w:pStyle w:val="a3"/>
+            </w:pPr>
+            <w:r>
+              <w:t>Compression, fast queries</w:t>
+            </w:r>
+          </w:p>
+        </w:tc>
+        <w:tc>
+          <w:tcPr>
+            <w:tcW w:w="1512" w:type="dxa"/>
+          </w:tcPr>
+          <w:p>
+            <w:pPr>
+              <w:pStyle w:val="a3"/>
+            </w:pPr>
+            <w:r>
+              <w:t>Compression, indexing</w:t>
+            </w:r>
+          </w:p>
+        </w:tc>
+        <w:tc>
+          <w:tcPr>
+            <w:tcW w:w="1512" w:type="dxa"/>
+          </w:tcPr>
+          <w:p>
+            <w:pPr>
+              <w:pStyle w:val="a3"/>
+            </w:pPr>
+            <w:r>
+              <w:t>Compact, ultra-fast writes</w:t>
+            </w:r>
+          </w:p>
+        </w:tc>
+      </w:tr>
+      <w:tr>
+        <w:trPr>
+          <w:trHeight w:val="300"/>
+        </w:trPr>
+        <w:tc>
+          <w:tcPr>
+            <w:tcW w:w="1512" w:type="dxa"/>
+          </w:tcPr>
+          <w:p>
+            <w:pPr>
+              <w:pStyle w:val="a3"/>
+              <w:rPr>
+                <w:b/>
+                <w:bCs/>
+              </w:rPr>
+            </w:pPr>
+            <w:r>
+              <w:rPr>
+                <w:b/>
+                <w:bCs/>
+              </w:rPr>
+              <w:t>Limitations</w:t>
+            </w:r>
+          </w:p>
+        </w:tc>
+        <w:tc>
+          <w:tcPr>
+            <w:tcW w:w="1512" w:type="dxa"/>
+          </w:tcPr>
+          <w:p>
+            <w:pPr>
+              <w:pStyle w:val="a3"/>
+            </w:pPr>
+            <w:r>
+              <w:t xml:space="preserve">No schema, poor </w:t>
+            </w:r>
+            <w:r>
+              <w:t>performance</w:t>
+            </w:r>
+          </w:p>
+        </w:tc>
+        <w:tc>
+          <w:tcPr>
+            <w:tcW w:w="1512" w:type="dxa"/>
+          </w:tcPr>
+          <w:p>
+            <w:pPr>
+              <w:pStyle w:val="a3"/>
+            </w:pPr>
+            <w:r>
+              <w:t>High redundancy, slow parsing</w:t>
+            </w:r>
+          </w:p>
+        </w:tc>
+        <w:tc>
+          <w:tcPr>
+            <w:tcW w:w="1512" w:type="dxa"/>
+          </w:tcPr>
+          <w:p>
+            <w:pPr>
+              <w:pStyle w:val="a3"/>
+            </w:pPr>
+            <w:r>
+              <w:t>Slow write, not human readable</w:t>
+            </w:r>
+          </w:p>
+        </w:tc>
+        <w:tc>
+          <w:tcPr>
+            <w:tcW w:w="1512" w:type="dxa"/>
+          </w:tcPr>
+          <w:p>
+            <w:pPr>
+              <w:pStyle w:val="a3"/>
+            </w:pPr>
+            <w:r>
+              <w:t>Edit restrictions, slow write</w:t>
+            </w:r>
+          </w:p>
+        </w:tc>
+        <w:tc>
+          <w:tcPr>
+            <w:tcW w:w="1512" w:type="dxa"/>
+          </w:tcPr>
+          <w:p>
+            <w:pPr>
+              <w:pStyle w:val="a3"/>
+            </w:pPr>
+            <w:r>
+              <w:t>Poor read, schema dependency</w:t>
+            </w:r>
+          </w:p>
+        </w:tc>
+      </w:tr>
+    </w:tbl>
+    <w:p>
+      <w:pPr>
+        <w:pStyle w:val="a3"/>
+      </w:pPr>
+    </w:p>
+    <w:p>
+      <w:pPr>
+        <w:pStyle w:val="22"/>
+      </w:pPr>
+      <w:bookmarkStart w:id="9" w:name="_Toc239881277"/>
+      <w:r>
+        <w:lastRenderedPageBreak/>
+        <w:t>Task 4. Data format comparison</w:t>
+      </w:r>
+      <w:bookmarkEnd w:id="9"/>
+    </w:p>
+    <w:p>
+      <w:pPr>
+        <w:pStyle w:val="a3"/>
+        <w:ind w:firstLine="720"/>
+      </w:pPr>
+      <w:r>
+        <w:t>For the two formats used in your practical work, measure and compare file size, writing time, reading time, preservation of rows and columns, data types, and missing values.</w:t>
+      </w:r>
+    </w:p>
+    <w:p>
+      <w:pPr>
+        <w:pStyle w:val="a3"/>
+      </w:pPr>
+      <w:r>
+        <w:rPr>
+          <w:noProof/>
+        </w:rPr>
+        <w:drawing>
+          <wp:inline distT="0" distB="0" distL="0" distR="0" wp14:anchorId="2DB742AD" wp14:editId="2D4E3450">
+            <wp:extent cx="5772150" cy="4191000"/>
+            <wp:effectExtent l="0" t="0" r="0" b="0"/>
+            <wp:docPr id="2002070494" name="drawing"/>
+            <wp:cNvGraphicFramePr>
+              <a:graphicFrameLocks xmlns:a="http://schemas.openxmlformats.org/drawingml/2006/main" noChangeAspect="1"/>
+            </wp:cNvGraphicFramePr>
+            <a:graphic xmlns:a="http://schemas.openxmlformats.org/drawingml/2006/main">
+              <a:graphicData uri="http://schemas.openxmlformats.org/drawingml/2006/picture">
+                <pic:pic xmlns:pic="http://schemas.openxmlformats.org/drawingml/2006/picture">
+                  <pic:nvPicPr>
+                    <pic:cNvPr id="2002070494" name="Picture 2002070494"/>
+                    <pic:cNvPicPr/>
+                  </pic:nvPicPr>
+                  <pic:blipFill>
+                    <a:blip r:embed="rId21">
+                      <a:extLst>
+                        <a:ext uri="{28A0092B-C50C-407E-A947-70E740481C1C}">
+                          <a14:useLocalDpi xmlns:a14="http://schemas.microsoft.com/office/drawing/2010/main"/>
+                        </a:ext>
+                      </a:extLst>
+                    </a:blip>
+                    <a:stretch>
+                      <a:fillRect/>
+                    </a:stretch>
+                  </pic:blipFill>
+                  <pic:spPr>
+                    <a:xfrm>
+                      <a:off x="0" y="0"/>
+                      <a:ext cx="5772150" cy="4191000"/>
+                    </a:xfrm>
+                    <a:prstGeom prst="rect">
+                      <a:avLst/>
+                    </a:prstGeom>
+                  </pic:spPr>
+                </pic:pic>
+              </a:graphicData>
+            </a:graphic>
+          </wp:inline>
+        </w:drawing>
+      </w:r>
+    </w:p>
+    <w:p>
+      <w:pPr>
+        <w:pStyle w:val="a3"/>
+      </w:pPr>
+      <w:r>
+        <w:rPr>
+          <w:noProof/>
+        </w:rPr>
+        <w:drawing>
+          <wp:inline distT="0" distB="0" distL="0" distR="0" wp14:anchorId="049EB95F" wp14:editId="775C06CB">
+            <wp:extent cx="5772150" cy="1933575"/>
+            <wp:effectExtent l="0" t="0" r="0" b="0"/>
+            <wp:docPr id="1094032789" name="drawing"/>
+            <wp:cNvGraphicFramePr>
+              <a:graphicFrameLocks xmlns:a="http://schemas.openxmlformats.org/drawingml/2006/main" noChangeAspect="1"/>
+            </wp:cNvGraphicFramePr>
+            <a:graphic xmlns:a="http://schemas.openxmlformats.org/drawingml/2006/main">
+              <a:graphicData uri="http://schemas.openxmlformats.org/drawingml/2006/picture">
+                <pic:pic xmlns:pic="http://schemas.openxmlformats.org/drawingml/2006/picture">
+                  <pic:nvPicPr>
+                    <pic:cNvPr id="1094032789" name="Picture 1094032789"/>
+                    <pic:cNvPicPr/>
+                  </pic:nvPicPr>
+                  <pic:blipFill>
+                    <a:blip r:embed="rId22">
+                      <a:extLst>
+                        <a:ext uri="{28A0092B-C50C-407E-A947-70E740481C1C}">
+                          <a14:useLocalDpi xmlns:a14="http://schemas.microsoft.com/office/drawing/2010/main"/>
+                        </a:ext>
+                      </a:extLst>
+                    </a:blip>
+                    <a:stretch>
+                      <a:fillRect/>
+                    </a:stretch>
+                  </pic:blipFill>
+                  <pic:spPr>
+                    <a:xfrm>
+                      <a:off x="0" y="0"/>
+                      <a:ext cx="5772150" cy="1933575"/>
+                    </a:xfrm>
+                    <a:prstGeom prst="rect">
+                      <a:avLst/>
+                    </a:prstGeom>
+                  </pic:spPr>
+                </pic:pic>
+              </a:graphicData>
+            </a:graphic>
+          </wp:inline>
+        </w:drawing>
+      </w:r>
+    </w:p>
+    <w:p>
+      <w:pPr>
+        <w:pStyle w:val="a3"/>
+      </w:pPr>
+      <w:r>
+        <w:tab/>
+      </w:r>
+      <w:r>
+        <w:t>Reading</w:t>
+      </w:r>
+      <w:r>
+        <w:t xml:space="preserve"> from the </w:t>
+      </w:r>
+      <w:r>
+        <w:t>F</w:t>
+      </w:r>
+      <w:r>
+        <w:t xml:space="preserve">eather </w:t>
+      </w:r>
+      <w:r>
+        <w:t>(</w:t>
+      </w:r>
+      <w:r>
+        <w:t>A</w:t>
+      </w:r>
+      <w:r>
+        <w:t xml:space="preserve">rrow) </w:t>
+      </w:r>
+      <w:r>
+        <w:t xml:space="preserve">file </w:t>
+      </w:r>
+      <w:r>
+        <w:t xml:space="preserve">is 24 times </w:t>
+      </w:r>
+      <w:r>
+        <w:t>faster</w:t>
+      </w:r>
+      <w:r>
+        <w:t>,</w:t>
+      </w:r>
+      <w:r>
+        <w:t xml:space="preserve"> comparing to the </w:t>
+      </w:r>
+      <w:r>
+        <w:t>CSV</w:t>
+      </w:r>
+      <w:r>
+        <w:t xml:space="preserve"> file format.</w:t>
+      </w:r>
+      <w:r>
+        <w:t xml:space="preserve"> </w:t>
+      </w:r>
+      <w:r>
+        <w:t>Writing is 10 times faster. File size is smaller because it stores data in</w:t>
+      </w:r>
+      <w:r>
+        <w:t xml:space="preserve"> a</w:t>
+      </w:r>
+      <w:r>
+        <w:t xml:space="preserve"> </w:t>
+      </w:r>
+      <w:r>
+        <w:t>binary format</w:t>
+      </w:r>
+      <w:r>
+        <w:t>.</w:t>
+      </w:r>
+      <w:r>
+        <w:t xml:space="preserve"> Though performance of </w:t>
+      </w:r>
+      <w:r>
+        <w:t>F</w:t>
+      </w:r>
+      <w:r>
+        <w:t xml:space="preserve">eather in </w:t>
+      </w:r>
+      <w:r>
+        <w:t>terms of speed and storage size</w:t>
+      </w:r>
+      <w:r>
+        <w:t xml:space="preserve"> is better than </w:t>
+      </w:r>
+      <w:r>
+        <w:t>CSV</w:t>
+      </w:r>
+      <w:r>
+        <w:t xml:space="preserve">, the </w:t>
+      </w:r>
+      <w:r>
+        <w:t xml:space="preserve">obtained </w:t>
+      </w:r>
+      <w:r>
+        <w:t>DataFrame object</w:t>
+      </w:r>
+      <w:r>
+        <w:t>s</w:t>
+      </w:r>
+      <w:r>
+        <w:t xml:space="preserve"> </w:t>
+      </w:r>
+      <w:r>
+        <w:t xml:space="preserve">are </w:t>
+      </w:r>
+      <w:r>
+        <w:t>identical</w:t>
+      </w:r>
+      <w:r>
+        <w:t>, meaning all rows and columns</w:t>
+      </w:r>
+      <w:r>
+        <w:t xml:space="preserve">, data types and values </w:t>
+      </w:r>
+      <w:r>
+        <w:t>are preserved.</w:t>
+      </w:r>
     </w:p>
     <w:sectPr>
-      <w:headerReference w:type="default" r:id="rId21"/>
+      <w:headerReference w:type="default" r:id="rId23"/>
       <w:pgSz w:w="11920" w:h="16840"/>
       <w:pgMar w:top="1800" w:right="1417" w:bottom="280" w:left="1417" w:header="1454" w:footer="0" w:gutter="0"/>
       <w:cols w:space="720"/>
@@ -1954,6 +3211,7 @@
         <w:docPartUnique/>
       </w:docPartObj>
     </w:sdtPr>
+    <w:sdtEndPr/>
     <w:sdtContent>
       <w:p>
         <w:pPr>
@@ -1999,6 +3257,7 @@
         <w:docPartUnique/>
       </w:docPartObj>
     </w:sdtPr>
+    <w:sdtEndPr/>
     <w:sdtContent>
       <w:p>
         <w:pPr>
@@ -2165,7 +3424,6 @@
       <w:lvlJc w:val="left"/>
       <w:pPr>
         <w:ind w:left="1463" w:hanging="360"/>
-        <w:jc w:val="left"/>
       </w:pPr>
       <w:rPr>
         <w:rFonts w:ascii="Times New Roman" w:eastAsia="Times New Roman" w:hAnsi="Times New Roman" w:cs="Times New Roman" w:hint="default"/>
@@ -2288,7 +3546,6 @@
       <w:lvlJc w:val="left"/>
       <w:pPr>
         <w:ind w:left="743" w:hanging="360"/>
-        <w:jc w:val="left"/>
       </w:pPr>
       <w:rPr>
         <w:rFonts w:ascii="Times New Roman" w:eastAsia="Times New Roman" w:hAnsi="Times New Roman" w:cs="Times New Roman" w:hint="default"/>
@@ -3768,21 +5025,10 @@
 </file>
 
 <file path=customXml/item1.xml><?xml version="1.0" encoding="utf-8"?>
-<?mso-contentType ?>
-<FormTemplates xmlns="http://schemas.microsoft.com/sharepoint/v3/contenttype/forms">
-  <Display>DocumentLibraryForm</Display>
-  <Edit>DocumentLibraryForm</Edit>
-  <New>DocumentLibraryForm</New>
-</FormTemplates>
+<b:Sources xmlns:b="http://schemas.openxmlformats.org/officeDocument/2006/bibliography" xmlns="http://schemas.openxmlformats.org/officeDocument/2006/bibliography" SelectedStyle="\APASixthEditionOfficeOnline.xsl" StyleName="APA" Version="6"/>
 </file>
 
 <file path=customXml/item2.xml><?xml version="1.0" encoding="utf-8"?>
-<p:properties xmlns:p="http://schemas.microsoft.com/office/2006/metadata/properties" xmlns:xsi="http://www.w3.org/2001/XMLSchema-instance" xmlns:pc="http://schemas.microsoft.com/office/infopath/2007/PartnerControls">
-  <documentManagement/>
-</p:properties>
-</file>
-
-<file path=customXml/item3.xml><?xml version="1.0" encoding="utf-8"?>
 <ct:contentTypeSchema xmlns:ct="http://schemas.microsoft.com/office/2006/metadata/contentType" xmlns:ma="http://schemas.microsoft.com/office/2006/metadata/properties/metaAttributes" ct:_="" ma:_="" ma:contentTypeName="Документ" ma:contentTypeID="0x010100A3F0FB2439E60C4EAA600744FDDB9149" ma:contentTypeVersion="0" ma:contentTypeDescription="Создание документа." ma:contentTypeScope="" ma:versionID="383af5c0e3ff95b7474a7e68a72c0c47">
   <xsd:schema xmlns:xsd="http://www.w3.org/2001/XMLSchema" xmlns:xs="http://www.w3.org/2001/XMLSchema" xmlns:p="http://schemas.microsoft.com/office/2006/metadata/properties" targetNamespace="http://schemas.microsoft.com/office/2006/metadata/properties" ma:root="true" ma:fieldsID="66b589ae3f67a6f4566118ef2a3adeeb">
     <xsd:element name="properties">
@@ -3896,28 +5142,30 @@
 </ct:contentTypeSchema>
 </file>
 
+<file path=customXml/item3.xml><?xml version="1.0" encoding="utf-8"?>
+<p:properties xmlns:p="http://schemas.microsoft.com/office/2006/metadata/properties" xmlns:xsi="http://www.w3.org/2001/XMLSchema-instance" xmlns:pc="http://schemas.microsoft.com/office/infopath/2007/PartnerControls">
+  <documentManagement/>
+</p:properties>
+</file>
+
 <file path=customXml/item4.xml><?xml version="1.0" encoding="utf-8"?>
-<b:Sources xmlns:b="http://schemas.openxmlformats.org/officeDocument/2006/bibliography" xmlns="http://schemas.openxmlformats.org/officeDocument/2006/bibliography" SelectedStyle="\APASixthEditionOfficeOnline.xsl" StyleName="APA" Version="6"/>
+<?mso-contentType ?>
+<FormTemplates xmlns="http://schemas.microsoft.com/sharepoint/v3/contenttype/forms">
+  <Display>DocumentLibraryForm</Display>
+  <Edit>DocumentLibraryForm</Edit>
+  <New>DocumentLibraryForm</New>
+</FormTemplates>
 </file>
 
 <file path=customXml/itemProps1.xml><?xml version="1.0" encoding="utf-8"?>
-<ds:datastoreItem xmlns:ds="http://schemas.openxmlformats.org/officeDocument/2006/customXml" ds:itemID="{5AB1F65D-4B63-4695-81A2-8C0EA2B169E6}">
+<ds:datastoreItem xmlns:ds="http://schemas.openxmlformats.org/officeDocument/2006/customXml" ds:itemID="{8F400E8D-B198-435F-84D8-80D67B15AFBB}">
   <ds:schemaRefs>
-    <ds:schemaRef ds:uri="http://schemas.microsoft.com/sharepoint/v3/contenttype/forms"/>
+    <ds:schemaRef ds:uri="http://schemas.openxmlformats.org/officeDocument/2006/bibliography"/>
   </ds:schemaRefs>
 </ds:datastoreItem>
 </file>
 
 <file path=customXml/itemProps2.xml><?xml version="1.0" encoding="utf-8"?>
-<ds:datastoreItem xmlns:ds="http://schemas.openxmlformats.org/officeDocument/2006/customXml" ds:itemID="{AAB922BA-B150-4086-8C01-2E60DCD9E40A}">
-  <ds:schemaRefs>
-    <ds:schemaRef ds:uri="http://schemas.microsoft.com/office/2006/metadata/properties"/>
-    <ds:schemaRef ds:uri="http://schemas.microsoft.com/office/infopath/2007/PartnerControls"/>
-  </ds:schemaRefs>
-</ds:datastoreItem>
-</file>
-
-<file path=customXml/itemProps3.xml><?xml version="1.0" encoding="utf-8"?>
 <ds:datastoreItem xmlns:ds="http://schemas.openxmlformats.org/officeDocument/2006/customXml" ds:itemID="{41FB4004-660E-4EBC-8DC1-61D686D0EA20}">
   <ds:schemaRefs>
     <ds:schemaRef ds:uri="http://schemas.microsoft.com/office/2006/metadata/contentType"/>
@@ -3933,10 +5181,19 @@
 </ds:datastoreItem>
 </file>
 
+<file path=customXml/itemProps3.xml><?xml version="1.0" encoding="utf-8"?>
+<ds:datastoreItem xmlns:ds="http://schemas.openxmlformats.org/officeDocument/2006/customXml" ds:itemID="{AAB922BA-B150-4086-8C01-2E60DCD9E40A}">
+  <ds:schemaRefs>
+    <ds:schemaRef ds:uri="http://schemas.microsoft.com/office/2006/metadata/properties"/>
+    <ds:schemaRef ds:uri="http://schemas.microsoft.com/office/infopath/2007/PartnerControls"/>
+  </ds:schemaRefs>
+</ds:datastoreItem>
+</file>
+
 <file path=customXml/itemProps4.xml><?xml version="1.0" encoding="utf-8"?>
-<ds:datastoreItem xmlns:ds="http://schemas.openxmlformats.org/officeDocument/2006/customXml" ds:itemID="{8F400E8D-B198-435F-84D8-80D67B15AFBB}">
+<ds:datastoreItem xmlns:ds="http://schemas.openxmlformats.org/officeDocument/2006/customXml" ds:itemID="{5AB1F65D-4B63-4695-81A2-8C0EA2B169E6}">
   <ds:schemaRefs>
-    <ds:schemaRef ds:uri="http://schemas.openxmlformats.org/officeDocument/2006/bibliography"/>
+    <ds:schemaRef ds:uri="http://schemas.microsoft.com/sharepoint/v3/contenttype/forms"/>
   </ds:schemaRefs>
 </ds:datastoreItem>
 </file>